--- a/TheChicagoDocket_Book1_Ukrainian.docx
+++ b/TheChicagoDocket_Book1_Ukrainian.docx
@@ -2198,7 +2198,7 @@
           <w:sz w:val="22"/>
           <w:szCs w:val="22"/>
         </w:rPr>
-        <w:t xml:space="preserve">Я кажу собі, що беру телефон, щоб з'ясувати, що на накопичувачі. Така версія. Таке професійне виправдання, під яким працюють мої руки, коли я відкриваю додаток. Друга рука знаходить у кишені куртки запальничку — срібний Зіппо Венса, теплий від мого тіла — і я перевертаю його раз, другий, звична вага вгамовує дихання, як завжди, коли я збираюся зробити щось незворотне. Ця запальничка — єдине, що залишив мені Венс, крім справ. Гравіровані ініціали на дні стерлися за чотирнадцять місяців рук, таких як мої, що водять великим пальцем по них у гаражах, таких як цей. Цей дотик — Венс. Ця вага — Венс. Рішення, яке я збираюся прийняти, — моє, але Зіппо робить його стерпним.</w:t>
+        <w:t xml:space="preserve">Я кажу собі, що беру телефон, щоб з'ясувати, що на накопичувачі. Така версія. Таке професійне виправдання, під яким працюють мої руки, коли я відкриваю додаток. Друга рука знаходить у кишені куртки запальничку — срібний Зіппо Венса, теплий від мого тіла — і я перевертаю його раз, другий, звична вага вгамовує дихання, як завжди, коли я збираюся зробити щось незворотне. Ця запальничка — єдине, що залишив мені Венс, крім справ. Гравіровані ініціали на дні стерлися за чотирнадцять місяців рук, таких як мої, що водять по них великим пальцем у гаражах, таких як цей. Цей дотик — Венс. Ця вага — Венс. Рішення, яке я збираюся прийняти, — моє, але Зіппо робить його стерпним.</w:t>
       </w:r>
     </w:p>
     <w:p>
@@ -2399,7 +2399,7 @@
           <w:sz w:val="22"/>
           <w:szCs w:val="22"/>
         </w:rPr>
-        <w:t xml:space="preserve">Піджак. Темний, структурований, такий, що коштує достатньо, щоб тримати форму після дванадцятигодинного дня, але не настільки, щоб оголошувати свою ціну. Стандарт юридичної фірми. Не партнер — тканина не дотягує — але й не перший рік. Хтось посередині. Три роки стажу. Достатньо доросла, щоб знати, як працює машина, достатньо молода, щоб досі злитися через це.</w:t>
+        <w:t xml:space="preserve">Піджак. Темний, структурований, такий, що коштує достатньо, щоб тримати форму після дванадцятигодинного дня, але не настільки, щоб оголошувати свою ціну. Стандарт юридичної фірми. Тканина каже — середній рівень. Три-чотири роки. Достатньо доросла, щоб знати, як працює машина, достатньо молода, щоб досі злитися через це.</w:t>
       </w:r>
     </w:p>
     <w:p>
@@ -2556,33 +2556,33 @@
           <w:sz w:val="22"/>
           <w:szCs w:val="22"/>
         </w:rPr>
-        <w:t xml:space="preserve">Не тому, що її важко знайти — а тому, що вона рівно настільки важко знаходима, наскільки потрібно. Її цифровий слід має контур людини, яка розуміє інформаційну гігієну, але не є в цьому професіоналом. Вона стерла очевидні речі — жодних соціальних мереж під тим, що, я підозрюю, є її справжнім ім'ям, жодного публічного запису за адресою в Гріктауні. Але вона стерла не все, бо стерти все потребує параної, якої вона, ймовірно, не мала ще донедавна.</w:t>
-      </w:r>
-    </w:p>
-    <w:p>
-      <w:pPr>
-        <w:spacing w:after="200" w:line="276"/>
-      </w:pPr>
-      <w:r>
-        <w:rPr>
-          <w:rFonts w:ascii="Georgia" w:cs="Georgia" w:eastAsia="Georgia" w:hAnsi="Georgia"/>
-          <w:sz w:val="22"/>
-          <w:szCs w:val="22"/>
-        </w:rPr>
-        <w:t xml:space="preserve">Я знаходжу її через Іллінойську ARDC — Комісію з реєстрації та дисципліни адвокатів. Кожен юрист і юридичний фахівець у штаті є в базі даних. Я не знаю її імені, але знаю її район, приблизний вік, приблизний стаж і ту одну деталь, яка звужує пошук майже до нуля: вона працює у фірмі, достатньо потужній, щоб бути причетною до чогось, що вимагає USB-накопичувача з геозахистом і людей, готових стежити за нею о другій ночі.</w:t>
-      </w:r>
-    </w:p>
-    <w:p>
-      <w:pPr>
-        <w:spacing w:after="200" w:line="276"/>
-      </w:pPr>
-      <w:r>
-        <w:rPr>
-          <w:rFonts w:ascii="Georgia" w:cs="Georgia" w:eastAsia="Georgia" w:hAnsi="Georgia"/>
-          <w:sz w:val="22"/>
-          <w:szCs w:val="22"/>
-        </w:rPr>
-        <w:t xml:space="preserve">Одинадцять результатів для жінок-юристів, зареєстрованих за адресами в радіусі півмилі від Голстед і Ван Бюрен. Я роблю перехресну перевірку з великими чиказькими фірмами — тими, чиї назви красуються на будівлях, тими, чиї списки клієнтів включають гроші, здатні гнути муніципальну владу.</w:t>
+        <w:t xml:space="preserve">Тому що вона рівно настільки важко знаходима, наскільки потрібно. Її цифровий слід має контур людини, яка розуміє інформаційну гігієну, але не є в цьому професіоналом. Вона стерла очевидні речі — жодних соціальних мереж під тим, що, я підозрюю, є її справжнім ім'ям, жодного публічного запису за адресою в Гріктауні. Але вона стерла не все, бо стерти все потребує параної, якої вона, ймовірно, не мала ще донедавна.</w:t>
+      </w:r>
+    </w:p>
+    <w:p>
+      <w:pPr>
+        <w:spacing w:after="200" w:line="276"/>
+      </w:pPr>
+      <w:r>
+        <w:rPr>
+          <w:rFonts w:ascii="Georgia" w:cs="Georgia" w:eastAsia="Georgia" w:hAnsi="Georgia"/>
+          <w:sz w:val="22"/>
+          <w:szCs w:val="22"/>
+        </w:rPr>
+        <w:t xml:space="preserve">Я знаходжу її через Іллінойську ARDC — Комісію з реєстрації та дисципліни адвокатів. Кожен ліцензований адвокат у штаті є в базі даних. Я не знаю її імені, але знаю її район, приблизний вік, приблизний стаж і ту одну деталь, яка звужує пошук майже до нуля: вона працює у фірмі, достатньо потужній, щоб бути причетною до чогось, що вимагає USB-накопичувача з геозахистом і людей, готових стежити за нею о другій ночі.</w:t>
+      </w:r>
+    </w:p>
+    <w:p>
+      <w:pPr>
+        <w:spacing w:after="200" w:line="276"/>
+      </w:pPr>
+      <w:r>
+        <w:rPr>
+          <w:rFonts w:ascii="Georgia" w:cs="Georgia" w:eastAsia="Georgia" w:hAnsi="Georgia"/>
+          <w:sz w:val="22"/>
+          <w:szCs w:val="22"/>
+        </w:rPr>
+        <w:t xml:space="preserve">Одинадцять результатів для жінок-адвокатів, зареєстрованих за адресами в радіусі півмилі від Голстед і Ван Бюрен. Я роблю перехресну перевірку з великими чиказькими фірмами — тими, чиї назви красуються на будівлях, тими, чиї списки клієнтів включають гроші, здатні гнути муніципальну владу.</w:t>
       </w:r>
     </w:p>
     <w:p>
@@ -3067,7 +3067,7 @@
           <w:sz w:val="22"/>
           <w:szCs w:val="22"/>
         </w:rPr>
-        <w:t xml:space="preserve">, написав він на внутрішній стороні обкладинки своїм акуратним, іноземним почерком. Все буде добре.</w:t>
+        <w:t xml:space="preserve">, написав він на внутрішній стороні обкладинки своїм акуратним, старосвітським почерком. Все буде добре.</w:t>
       </w:r>
     </w:p>
     <w:p>
@@ -3518,7 +3518,7 @@
           <w:sz w:val="22"/>
           <w:szCs w:val="22"/>
         </w:rPr>
-        <w:t xml:space="preserve">Я перевіряю пожежні сходи ще раз. Вікно відчинене, драбина опущена, провулок унизу з'єднується з проходом за Парфеноном, який виходить на Адамс двома кварталами на захід. Я проходила його двічі після переїзду. Не тому, що очікувала, що він знадобиться. Тому що я дочка свого батька, і мій батько навчив мене — українською, на кухні, тоном, який народився з гіркого досвіду — що вихід треба шукати до того, як він знадобиться.</w:t>
+        <w:t xml:space="preserve">Я перевіряю пожежні сходи ще раз. Вікно відчинене, драбина опущена, провулок унизу з'єднується з проходом за Парфеноном, який виходить на Адамс двома кварталами на захід. Я проходила його двічі після переїзду. Тому що я дочка свого батька, і мій батько навчив мене — українською, на кухні, тоном, який народився з гіркого досвіду — що вихід треба шукати до того, як він знадобиться.</w:t>
       </w:r>
     </w:p>
     <w:p>
@@ -4652,7 +4652,7 @@
           <w:sz w:val="22"/>
           <w:szCs w:val="22"/>
         </w:rPr>
-        <w:t xml:space="preserve">Я розказую. Не все — контур. Суддя Маркус Торн. Привидний реєстр. Офшорні платежі від фондів прямого інвестування в обмін на сприятливі рішення про зонування забудови вздовж Чикаго-Рівер. Сімнадцять років інституційного гниття, одягненого у суддівську мантію. Вітфілд, Мерсер і партнери як канал — фірма, яка проводить операції з нерухомістю, що роблять рішення прибутковими, забираючи свій відсоток, поки федеральний суддя продає свій зал суду тому, хто більше заплатить.</w:t>
+        <w:t xml:space="preserve">Я розказую. Контур. Суддя Маркус Торн. Привидний реєстр. Офшорні платежі від фондів прямого інвестування в обмін на сприятливі рішення про зонування забудови вздовж Чикаго-Рівер. Сімнадцять років інституційного гниття, одягненого у суддівську мантію. Вітфілд, Мерсер і партнери як канал — фірма, яка проводить операції з нерухомістю, що роблять рішення прибутковими, забираючи свій відсоток, поки федеральний суддя продає свій зал суду тому, хто більше заплатить.</w:t>
       </w:r>
     </w:p>
     <w:p>
@@ -5706,7 +5706,7 @@
           <w:sz w:val="22"/>
           <w:szCs w:val="22"/>
         </w:rPr>
-        <w:t xml:space="preserve">Я беру Рузвельт на захід до швидкісної. Не тому, що маю пункт призначення. Тому що рух безпечніший за зупинку, а швидкісна дає нам варіанти — на північ, на південь, геть із міста, якщо дійде до того. Варіанти — це те, що потрібно, коли план, якого ти не мав, провалився, а план, який будуєш, ще не почався.</w:t>
+        <w:t xml:space="preserve">Я беру Рузвельт на захід до швидкісної. Тому що рух безпечніший за зупинку, а швидкісна дає нам варіанти — на північ, на південь, геть із міста, якщо дійде до того. Варіанти — це те, що потрібно, коли план, якого ти не мав, провалився, а план, який будуєш, ще не почався.</w:t>
       </w:r>
     </w:p>
     <w:p>
@@ -5945,7 +5945,7 @@
           <w:sz w:val="22"/>
           <w:szCs w:val="22"/>
         </w:rPr>
-        <w:t xml:space="preserve">Я підшиваю це. Не опис — те, що вона сказала про мене. </w:t>
+        <w:t xml:space="preserve">Я підшиваю це. Те, що вона сказала про мене. </w:t>
       </w:r>
       <w:r>
         <w:rPr>
@@ -6158,7 +6158,7 @@
           <w:sz w:val="22"/>
           <w:szCs w:val="22"/>
         </w:rPr>
-        <w:t xml:space="preserve">Тиша, що слідує, має іншу температуру. Не робоча тиша двох людей, які обробляють, — щось холодніше. Вона з'єднує фрагменти так, як з'єднує все, і картина, що формується, — та, всередині якої я живу вже понад рік.</w:t>
+        <w:t xml:space="preserve">Тиша, що слідує, має іншу температуру. Щось холодніше. Вона з'єднує фрагменти так, як з'єднує все, і картина, що формується, — та, всередині якої я живу вже понад рік.</w:t>
       </w:r>
     </w:p>
     <w:p>
@@ -6588,7 +6588,7 @@
           <w:sz w:val="22"/>
           <w:szCs w:val="22"/>
         </w:rPr>
-        <w:t xml:space="preserve">Я повертаюся до моменту в її квартирі. Не до втечі — до того, що було до. Коли я стояв на її кухні, і вона казала мені йти, і суперечка щодо накопичувача дійшла до точки, де двоє впертих людей збиралися сказати речі, з якими доведеться або жити, або забрати назад.</w:t>
+        <w:t xml:space="preserve">Я повертаюся до моменту в її квартирі. До того, що було до. Коли я стояв на її кухні, і вона казала мені йти, і суперечка щодо накопичувача дійшла до точки, де двоє впертих людей збиралися сказати речі, з якими доведеться або жити, або забрати назад.</w:t>
       </w:r>
     </w:p>
     <w:p>
@@ -6801,7 +6801,7 @@
           <w:sz w:val="22"/>
           <w:szCs w:val="22"/>
         </w:rPr>
-        <w:t xml:space="preserve">«Я дещо знайшла», — каже вона. «Щодо шифрування накопичувача. Є вторинний файл. Аудіо».</w:t>
+        <w:t xml:space="preserve">«Я дещо знайшла», — каже вона. «У моїх нотатках з вилучення — маніфесті, який я склала, коли клонувала накопичувач. Є вторинний файл. Аудіо».</w:t>
       </w:r>
     </w:p>
     <w:p>
@@ -7997,7 +7997,7 @@
           <w:sz w:val="22"/>
           <w:szCs w:val="22"/>
         </w:rPr>
-        <w:t xml:space="preserve">Тепло — негайне. Не багато — йому теж холодно — але радіаційне тепло іншого тіла, тепло, що виходить від людини навіть при нулі, настільки відрізняється від бетону, що моя нервова система реєструє його як щось ближче до одкровення, ніж до зміни температури. Його куртка. Бік його руки. Те, як холодна кишеня, в якій я сиділа, замінюється чимось, що має пульс.</w:t>
+        <w:t xml:space="preserve">Тепло — негайне. Ледве — йому теж холодно — але радіаційне тепло іншого тіла, тепло, що виходить від людини навіть при нулі, настільки відрізняється від бетону, що моя нервова система реєструє його як щось ближче до одкровення, ніж до зміни температури. Його куртка. Бік його руки. Те, як холодна кишеня, в якій я сиділа, замінюється чимось, що має пульс.</w:t>
       </w:r>
     </w:p>
     <w:p>
@@ -8329,7 +8329,7 @@
           <w:sz w:val="22"/>
           <w:szCs w:val="22"/>
         </w:rPr>
-        <w:t xml:space="preserve">Не лише сьогодні. Не лише в квартирі. З першої поїздки. З Нижнього Вокера. Він спостерігав, як моя рука робить те, що робить, і зрозумів, що це означає, і чекав — через три поїздки і квартиру і втечу і машину і сорок хвилин ходьби і три години холоду — до саме цієї миті, щоб сказати мені, що він це бачить.</w:t>
+        <w:t xml:space="preserve">З першої поїздки. З Нижнього Вокера. Він спостерігав, як моя рука робить те, що робить, і зрозумів, що це означає, і чекав — через три поїздки і квартиру і втечу і машину і сорок хвилин ходьби і три години холоду — до саме цієї миті, щоб сказати мені, що він це бачить.</w:t>
       </w:r>
     </w:p>
     <w:p>
@@ -8394,7 +8394,7 @@
           <w:sz w:val="22"/>
           <w:szCs w:val="22"/>
         </w:rPr>
-        <w:t xml:space="preserve">«Ти робиш це, коли боїшся», — каже він. Тихо. Не клінічно — щось інше. Ніжно. Ніби знає, скільки коштує назвати щось приватне. «І коли думаєш. І коли щось занадто близько».</w:t>
+        <w:t xml:space="preserve">«Ти робиш це, коли боїшся», — каже він. Тихо. Щось інше. Ніжно. Ніби знає, скільки коштує назвати щось приватне. «І коли думаєш. І коли щось занадто близько».</w:t>
       </w:r>
     </w:p>
     <w:p>
@@ -8420,7 +8420,7 @@
           <w:sz w:val="22"/>
           <w:szCs w:val="22"/>
         </w:rPr>
-        <w:t xml:space="preserve">«Ти робила це в машині. Всі три поїздки. Я дивився на тебе в дзеркалі».</w:t>
+        <w:t xml:space="preserve">«Ти робила це в машині. Третю поїздку. Я дивився на тебе в дзеркалі».</w:t>
       </w:r>
     </w:p>
     <w:p>
@@ -9378,7 +9378,7 @@
           <w:sz w:val="22"/>
           <w:szCs w:val="22"/>
         </w:rPr>
-        <w:t xml:space="preserve">Низький і контрольований. Але присутній — зізнання від чоловіка, який не робить зізнань. Я зберігаю його. Не в розумі — в тілі, в місці, де зберігаються речі, яких я ніколи не забуду.</w:t>
+        <w:t xml:space="preserve">Низький і контрольований. Але присутній — зізнання від чоловіка, який не робить зізнань. Я зберігаю його. В тілі, в місці, де зберігаються речі, яких я ніколи не забуду.</w:t>
       </w:r>
     </w:p>
     <w:p>
@@ -9691,20 +9691,20 @@
           <w:sz w:val="22"/>
           <w:szCs w:val="22"/>
         </w:rPr>
-        <w:t xml:space="preserve">Провина повертається — інша тепер, з прошарком чогось нового. Не провина за те, що зробила незнайомця мішенню. Провина за те, що змусила людину в жалобі нести ключ до речі, яка його розламає. Я це зробила. Я обрала його, бо він був спокійним і обережним і спостережливим, і я не знала — не могла знати — що спокій був горем, і обережність — виживанням, і спостережливість — останньою робочою навичкою чоловіка, який втратив усе інше.</w:t>
-      </w:r>
-    </w:p>
-    <w:p>
-      <w:pPr>
-        <w:spacing w:after="200" w:line="276"/>
-      </w:pPr>
-      <w:r>
-        <w:rPr>
-          <w:rFonts w:ascii="Georgia" w:cs="Georgia" w:eastAsia="Georgia" w:hAnsi="Georgia"/>
-          <w:sz w:val="22"/>
-          <w:szCs w:val="22"/>
-        </w:rPr>
-        <w:t xml:space="preserve">Я притискаюся ближче. Не рішення — знову тіло, що перевершує розум, обирає тепло і близькість і акт залишатися присутньою з кимось, хто щойно сказав тобі найгірше і довіряє тобі тримати це.</w:t>
+        <w:t xml:space="preserve">Провина повертається — інша тепер, з прошарком чогось нового. Провина за те, що змусила людину в жалобі нести ключ до речі, яка його розламає. Я це зробила. Я обрала його, бо він був спокійним і обережним і спостережливим, і я не знала — не могла знати — що спокій був горем, і обережність — виживанням, і спостережливість — останньою робочою навичкою чоловіка, який втратив усе інше.</w:t>
+      </w:r>
+    </w:p>
+    <w:p>
+      <w:pPr>
+        <w:spacing w:after="200" w:line="276"/>
+      </w:pPr>
+      <w:r>
+        <w:rPr>
+          <w:rFonts w:ascii="Georgia" w:cs="Georgia" w:eastAsia="Georgia" w:hAnsi="Georgia"/>
+          <w:sz w:val="22"/>
+          <w:szCs w:val="22"/>
+        </w:rPr>
+        <w:t xml:space="preserve">Я притискаюся ближче. Тіло знову, що перевершує розум, обирає тепло і близькість і акт залишатися присутньою з кимось, хто щойно сказав тобі найгірше і довіряє тобі тримати це.</w:t>
       </w:r>
     </w:p>
     <w:p>
@@ -9782,7 +9782,7 @@
           <w:sz w:val="22"/>
           <w:szCs w:val="22"/>
         </w:rPr>
-        <w:t xml:space="preserve">Не за обіцянку. Не за накопичувач. За це — темряву і бетон і тепло і факт, що він розповів мені про Венса і я не відвела погляд. За нестерпний акт бути побаченим і обрати залишитися.</w:t>
+        <w:t xml:space="preserve">За це — темряву і бетон і тепло і факт, що він розповів мені про Венса і я не відвела погляд. За нестерпний акт бути побаченим і обрати залишитися.</w:t>
       </w:r>
     </w:p>
     <w:p>
@@ -10143,7 +10143,7 @@
           <w:sz w:val="22"/>
           <w:szCs w:val="22"/>
         </w:rPr>
-        <w:t xml:space="preserve">«Спочатку треба поїсти». Не пропозиція. Констатація. Вона натягує джинси — ефективно, без вистави, проста механіка одягання — і я відвожу погляд, не тому що мушу, а тому що дивитися відчувається як щось, на що я не заслужив при денному світлі. Минула ніч була темна й відчайдушна, і темрява дала нам дозвіл. Денне світло — інша юрисдикція.</w:t>
+        <w:t xml:space="preserve">«Спочатку треба поїсти». Констатація. Вона натягує джинси — ефективно, без вистави, проста механіка одягання — і я відвожу погляд, не тому що мушу, а тому що дивитися відчувається як щось, на що я не заслужив при денному світлі. Минула ніч була темна й відчайдушна, і темрява дала нам дозвіл. Денне світло — інша юрисдикція.</w:t>
       </w:r>
     </w:p>
     <w:p>
@@ -10422,7 +10422,7 @@
           <w:sz w:val="22"/>
           <w:szCs w:val="22"/>
         </w:rPr>
-        <w:t xml:space="preserve"> — без знаків питання. Не просить план. Будує його. Я починаю розуміти, що саме так Елена працює — вона визначає обмеження, вираховує запас і заповнює запас дією. Жодного зайвого руху. Жодних роздумів там, де достатньо рішення.</w:t>
+        <w:t xml:space="preserve"> — без знаків питання. Будує його. Я починаю розуміти, що саме так Елена працює — вона визначає обмеження, вираховує запас і заповнює запас дією. Жодного зайвого руху. Жодних роздумів там, де достатньо рішення.</w:t>
       </w:r>
     </w:p>
     <w:p>
@@ -11626,20 +11626,20 @@
           <w:sz w:val="22"/>
           <w:szCs w:val="22"/>
         </w:rPr>
-        <w:t xml:space="preserve">Я торкаюся її руки. Не випадково. Навмисно — одна кісточка пальця по тильному боці її пальців, поки потяг хитається — і погляд, який вона мені кидає, — той із кухні. Не здивований. Не сором'язливий. Перекалібрований. Вже працює за новими параметрами.</w:t>
-      </w:r>
-    </w:p>
-    <w:p>
-      <w:pPr>
-        <w:spacing w:after="200" w:line="276"/>
-      </w:pPr>
-      <w:r>
-        <w:rPr>
-          <w:rFonts w:ascii="Georgia" w:cs="Georgia" w:eastAsia="Georgia" w:hAnsi="Georgia"/>
-          <w:sz w:val="22"/>
-          <w:szCs w:val="22"/>
-        </w:rPr>
-        <w:t xml:space="preserve">Її мізинець чіпляє мій. П'ять секунд у переповненому потязі її найменший палець обвивається навколо мого і тримає, і це найм'якіше у вагоні, але воно якорить мене до чогось, що я вважав втраченим — вага іншої людини, яка вибирає триматись. Потім потяг зупиняється, двері відчиняються, вона відпускає, і ми виходимо на станції Джексон, і підземний коридор тягнеться попереду, і Дейлі-центр — чотири квартали і чотириста сімдесят ярдів від того місця, де ми стоїмо.</w:t>
+        <w:t xml:space="preserve">Я торкаюся її руки. Навмисно — одна кісточка пальця по тильному боці її пальців, поки потяг хитається — і погляд, який вона мені кидає, — той із кухні. Не здивований. Не сором'язливий. Перекалібрований. Вже працює за новими параметрами.</w:t>
+      </w:r>
+    </w:p>
+    <w:p>
+      <w:pPr>
+        <w:spacing w:after="200" w:line="276"/>
+      </w:pPr>
+      <w:r>
+        <w:rPr>
+          <w:rFonts w:ascii="Georgia" w:cs="Georgia" w:eastAsia="Georgia" w:hAnsi="Georgia"/>
+          <w:sz w:val="22"/>
+          <w:szCs w:val="22"/>
+        </w:rPr>
+        <w:t xml:space="preserve">Її мізинець чіпляє мій. П'ять секунд у переповненому потязі її найменший палець обвивається навколо мого і тримає, і це найм'якіше у вагоні, але воно якорить мене до чогось, що я вважав втраченим — вага іншої людини, яка вибирає триматись. Потім потяг зупиняється, двері відчиняються, вона відпускає, і ми виходимо на станції Джексон, і підземний коридор тягнеться попереду, і Дейлі-центр — чотири квартали і п'ятсот сімдесят ярдів від того місця, де ми стоїмо.</w:t>
       </w:r>
     </w:p>
     <w:p>
